--- a/docs/camera-ready/SNCS_ProceedingsPaper_LTP_ST_SN_Singapore.docx
+++ b/docs/camera-ready/SNCS_ProceedingsPaper_LTP_ST_SN_Singapore.docx
@@ -716,7 +716,6 @@
             <w:placeholder>
               <w:docPart w:val="76DA22AC063543CBB037BC108227BDBA"/>
             </w:placeholder>
-            <w:showingPlcHdr/>
           </w:sdtPr>
           <w:sdtContent>
             <w:tc>
@@ -738,7 +737,7 @@
                     <w:szCs w:val="16"/>
                     <w:highlight w:val="lightGray"/>
                   </w:rPr>
-                  <w:t>Click here to enter text.</w:t>
+                  <w:t>Stress-Testing Product-Gated Clustering and Bounded Priority Ranking for Flood-Rescue Reports: A Synthetic Study</w:t>
                 </w:r>
               </w:p>
             </w:tc>
@@ -1003,7 +1002,6 @@
             <w:placeholder>
               <w:docPart w:val="75F61420D7214EC6A79537ACAAEFFE02"/>
             </w:placeholder>
-            <w:showingPlcHdr/>
           </w:sdtPr>
           <w:sdtContent>
             <w:tc>
@@ -1025,7 +1023,7 @@
                     <w:szCs w:val="16"/>
                     <w:highlight w:val="lightGray"/>
                   </w:rPr>
-                  <w:t>Click here to enter text.</w:t>
+                  <w:t>Thanh-Trong Nguyen; Ngoc-Anh Le; Nhu-Quynh Nguyen; Tuong-Hung Cao; Hung-Thinh Ngo; Xuan-Phuong Chau; Lan Phuong Phan; Thanh-Khoa Nguyen</w:t>
                 </w:r>
               </w:p>
             </w:tc>
@@ -1217,7 +1215,6 @@
             <w:placeholder>
               <w:docPart w:val="C3586137BDCA4C559954704D6C1621B6"/>
             </w:placeholder>
-            <w:showingPlcHdr/>
           </w:sdtPr>
           <w:sdtContent>
             <w:tc>
@@ -1239,7 +1236,7 @@
                     <w:szCs w:val="16"/>
                     <w:highlight w:val="lightGray"/>
                   </w:rPr>
-                  <w:t>Click here to enter text.</w:t>
+                  <w:t>Thanh-Trong Nguyen</w:t>
                 </w:r>
               </w:p>
             </w:tc>
@@ -4630,7 +4627,7 @@
                 <w:sz w:val="14"/>
                 <w:szCs w:val="18"/>
               </w:rPr>
-              <w:t> </w:t>
+              <w:t>Thanh-Trong Nguyen</w:t>
             </w:r>
             <w:r>
               <w:rPr>
@@ -4639,7 +4636,7 @@
                 <w:sz w:val="14"/>
                 <w:szCs w:val="18"/>
               </w:rPr>
-              <w:t> </w:t>
+              <w:t/>
             </w:r>
             <w:r>
               <w:rPr>
@@ -4648,7 +4645,7 @@
                 <w:sz w:val="14"/>
                 <w:szCs w:val="18"/>
               </w:rPr>
-              <w:t> </w:t>
+              <w:t/>
             </w:r>
             <w:r>
               <w:rPr>
@@ -4657,7 +4654,7 @@
                 <w:sz w:val="14"/>
                 <w:szCs w:val="18"/>
               </w:rPr>
-              <w:t> </w:t>
+              <w:t/>
             </w:r>
             <w:r>
               <w:rPr>
@@ -4666,7 +4663,7 @@
                 <w:sz w:val="14"/>
                 <w:szCs w:val="18"/>
               </w:rPr>
-              <w:t> </w:t>
+              <w:t/>
             </w:r>
             <w:r>
               <w:rPr>
@@ -4927,7 +4924,7 @@
                 <w:sz w:val="16"/>
                 <w:szCs w:val="16"/>
               </w:rPr>
-              <w:t xml:space="preserve"> </w:t>
+              <w:t xml:space="preserve">College of Information and Communication Technology, Can Tho University, Can Tho, Vietnam</w:t>
             </w:r>
             <w:r>
               <w:rPr>
@@ -4974,7 +4971,7 @@
                 <w:sz w:val="14"/>
                 <w:szCs w:val="18"/>
               </w:rPr>
-              <w:t> </w:t>
+              <w:t/>
             </w:r>
             <w:r>
               <w:rPr>
@@ -4983,7 +4980,7 @@
                 <w:sz w:val="14"/>
                 <w:szCs w:val="18"/>
               </w:rPr>
-              <w:t> </w:t>
+              <w:t/>
             </w:r>
             <w:r>
               <w:rPr>
@@ -4992,7 +4989,7 @@
                 <w:sz w:val="14"/>
                 <w:szCs w:val="18"/>
               </w:rPr>
-              <w:t> </w:t>
+              <w:t/>
             </w:r>
             <w:r>
               <w:rPr>
@@ -5001,7 +4998,7 @@
                 <w:sz w:val="14"/>
                 <w:szCs w:val="18"/>
               </w:rPr>
-              <w:t> </w:t>
+              <w:t/>
             </w:r>
             <w:r>
               <w:rPr>
@@ -5010,7 +5007,7 @@
                 <w:sz w:val="14"/>
                 <w:szCs w:val="18"/>
               </w:rPr>
-              <w:t> </w:t>
+              <w:t/>
             </w:r>
             <w:r>
               <w:rPr>
@@ -5146,7 +5143,7 @@
                 <w:sz w:val="14"/>
                 <w:szCs w:val="18"/>
               </w:rPr>
-              <w:t> </w:t>
+              <w:t>trongb2305615@student.ctu.edu.vn</w:t>
             </w:r>
             <w:r>
               <w:rPr>
@@ -5155,7 +5152,7 @@
                 <w:sz w:val="14"/>
                 <w:szCs w:val="18"/>
               </w:rPr>
-              <w:t> </w:t>
+              <w:t/>
             </w:r>
             <w:r>
               <w:rPr>
@@ -5164,7 +5161,7 @@
                 <w:sz w:val="14"/>
                 <w:szCs w:val="18"/>
               </w:rPr>
-              <w:t> </w:t>
+              <w:t/>
             </w:r>
             <w:r>
               <w:rPr>
@@ -5173,7 +5170,7 @@
                 <w:sz w:val="14"/>
                 <w:szCs w:val="18"/>
               </w:rPr>
-              <w:t> </w:t>
+              <w:t/>
             </w:r>
             <w:r>
               <w:rPr>
@@ -5182,7 +5179,7 @@
                 <w:sz w:val="14"/>
                 <w:szCs w:val="18"/>
               </w:rPr>
-              <w:t> </w:t>
+              <w:t/>
             </w:r>
             <w:r>
               <w:rPr>
